--- a/static/templates/joint_template_old.docx
+++ b/static/templates/joint_template_old.docx
@@ -2286,7 +2286,31 @@
             </w14:solidFill>
           </w14:textFill>
         </w:rPr>
-        <w:t>This gift has immediate Islamic legal effect and is binding under Islamic law from the date of execution;</w:t>
+        <w:t>This gift has immediate Islamic legal effect and is binding </w:t>
+      </w:r>
+      <w:r>
+        <w:rPr>
+          <w:bCs/>
+          <w:b/>
+        </w:rPr>
+        <w:t>under Islamic law</w:t>
+      </w:r>
+      <w:r>
+        <w:rPr>
+          <w:outline w:val="0"/>
+          <w:color w:val="030303"/>
+          <w:sz w:val="27"/>
+          <w:szCs w:val="27"/>
+          <w:u w:color="030303"/>
+          <w:rtl w:val="0"/>
+          <w:lang w:val="en-US"/>
+          <w14:textFill>
+            <w14:solidFill>
+              <w14:srgbClr w14:val="030303"/>
+            </w14:solidFill>
+          </w14:textFill>
+        </w:rPr>
+        <w:t> from the date of execution;</w:t>
       </w:r>
     </w:p>
     <w:p>
@@ -2329,7 +2353,31 @@
             </w14:solidFill>
           </w14:textFill>
         </w:rPr>
-        <w:t>This gift is irrevocable under Islamic law and may not be reclaimed by either Grantor under any circumstances, including divorce; and</w:t>
+        <w:t>This gift is irrevocable </w:t>
+      </w:r>
+      <w:r>
+        <w:rPr>
+          <w:bCs/>
+          <w:b/>
+        </w:rPr>
+        <w:t>under Islamic law</w:t>
+      </w:r>
+      <w:r>
+        <w:rPr>
+          <w:outline w:val="0"/>
+          <w:color w:val="030303"/>
+          <w:sz w:val="27"/>
+          <w:szCs w:val="27"/>
+          <w:u w:color="030303"/>
+          <w:rtl w:val="0"/>
+          <w:lang w:val="en-US"/>
+          <w14:textFill>
+            <w14:solidFill>
+              <w14:srgbClr w14:val="030303"/>
+            </w14:solidFill>
+          </w14:textFill>
+        </w:rPr>
+        <w:t> and may not be reclaimed by either Grantor under any circumstances, including divorce; and</w:t>
       </w:r>
     </w:p>
     <w:p>
@@ -23788,7 +23836,37 @@
             </w14:solidFill>
           </w14:textFill>
         </w:rPr>
-        <w:t>All shares shall be recalculated as of the date of the Grantor's death based solely on heirs then living and eligible to inherit under Islamic law. Any heir who predeceases the Grantor shall be treated as having no share, and the distribution shall be recomputed accordingly.</w:t>
+        <w:t>All shares shall be recalculated as of the date of the Grantor's death based solely on heirs then living and eligible to inherit </w:t>
+      </w:r>
+      <w:r>
+        <w:rPr>
+          <w:bCs/>
+          <w:b/>
+        </w:rPr>
+        <w:t>under Islamic law</w:t>
+      </w:r>
+      <w:r>
+        <w:rPr>
+          <w:caps w:val="0"/>
+          <w:smallCaps w:val="0"/>
+          <w:strike w:val="0"/>
+          <w:dstrike w:val="0"/>
+          <w:outline w:val="0"/>
+          <w:color w:val="030303"/>
+          <w:sz w:val="27"/>
+          <w:szCs w:val="27"/>
+          <w:u w:val="none" w:color="030303"/>
+          <w:shd w:val="nil" w:color="auto" w:fill="auto"/>
+          <w:vertAlign w:val="baseline"/>
+          <w:rtl w:val="0"/>
+          <w:lang w:val="en-US"/>
+          <w14:textFill>
+            <w14:solidFill>
+              <w14:srgbClr w14:val="030303"/>
+            </w14:solidFill>
+          </w14:textFill>
+        </w:rPr>
+        <w:t>. Any heir who predeceases the Grantor shall be treated as having no share, and the distribution shall be recomputed accordingly.</w:t>
       </w:r>
     </w:p>
     <w:p>
